--- a/DOC/GW/Wittelb WIN-GW-4G-M_datasheet v2.docx
+++ b/DOC/GW/Wittelb WIN-GW-4G-M_datasheet v2.docx
@@ -1,6 +1,6 @@
 
 <file path=word/document.xml><?xml version="1.0" encoding="utf-8"?>
-<w:document xmlns:wpc="http://schemas.microsoft.com/office/word/2010/wordprocessingCanvas" xmlns:cx="http://schemas.microsoft.com/office/drawing/2014/chartex" xmlns:cx1="http://schemas.microsoft.com/office/drawing/2015/9/8/chartex" xmlns:cx2="http://schemas.microsoft.com/office/drawing/2015/10/21/chartex" xmlns:cx3="http://schemas.microsoft.com/office/drawing/2016/5/9/chartex" xmlns:cx4="http://schemas.microsoft.com/office/drawing/2016/5/10/chartex" xmlns:cx5="http://schemas.microsoft.com/office/drawing/2016/5/11/chartex" xmlns:cx6="http://schemas.microsoft.com/office/drawing/2016/5/12/chartex" xmlns:cx7="http://schemas.microsoft.com/office/drawing/2016/5/13/chartex" xmlns:cx8="http://schemas.microsoft.com/office/drawing/2016/5/14/chartex" xmlns:mc="http://schemas.openxmlformats.org/markup-compatibility/2006" xmlns:aink="http://schemas.microsoft.com/office/drawing/2016/ink" xmlns:am3d="http://schemas.microsoft.com/office/drawing/2017/model3d" xmlns:o="urn:schemas-microsoft-com:office:office" xmlns:oel="http://schemas.microsoft.com/office/2019/extlst" xmlns:r="http://schemas.openxmlformats.org/officeDocument/2006/relationships" xmlns:m="http://schemas.openxmlformats.org/officeDocument/2006/math" xmlns:v="urn:schemas-microsoft-com:vml" xmlns:wp14="http://schemas.microsoft.com/office/word/2010/wordprocessingDrawing" xmlns:wp="http://schemas.openxmlformats.org/drawingml/2006/wordprocessingDrawing" xmlns:w10="urn:schemas-microsoft-com:office:word" xmlns:w="http://schemas.openxmlformats.org/wordprocessingml/2006/main" xmlns:w14="http://schemas.microsoft.com/office/word/2010/wordml" xmlns:w15="http://schemas.microsoft.com/office/word/2012/wordml" xmlns:w16cei="http://schemas.microsoft.com/office/word/2026/wordml/cei" xmlns:w16cex="http://schemas.microsoft.com/office/word/2018/wordml/cex" xmlns:w16cid="http://schemas.microsoft.com/office/word/2016/wordml/cid" xmlns:w16="http://schemas.microsoft.com/office/word/2018/wordml" xmlns:w16du="http://schemas.microsoft.com/office/word/2023/wordml/word16du" xmlns:w16sdtdh="http://schemas.microsoft.com/office/word/2020/wordml/sdtdatahash" xmlns:w16sdtfl="http://schemas.microsoft.com/office/word/2024/wordml/sdtformatlock" xmlns:w16se="http://schemas.microsoft.com/office/word/2015/wordml/symex" xmlns:wpg="http://schemas.microsoft.com/office/word/2010/wordprocessingGroup" xmlns:wpi="http://schemas.microsoft.com/office/word/2010/wordprocessingInk" xmlns:wne="http://schemas.microsoft.com/office/word/2006/wordml" xmlns:wps="http://schemas.microsoft.com/office/word/2010/wordprocessingShape" mc:Ignorable="w14 w15 w16se w16cid w16 w16cex w16sdtdh w16sdtfl w16du wp14">
+<w:document xmlns:wpc="http://schemas.microsoft.com/office/word/2010/wordprocessingCanvas" xmlns:cx="http://schemas.microsoft.com/office/drawing/2014/chartex" xmlns:cx1="http://schemas.microsoft.com/office/drawing/2015/9/8/chartex" xmlns:cx2="http://schemas.microsoft.com/office/drawing/2015/10/21/chartex" xmlns:cx3="http://schemas.microsoft.com/office/drawing/2016/5/9/chartex" xmlns:cx4="http://schemas.microsoft.com/office/drawing/2016/5/10/chartex" xmlns:cx5="http://schemas.microsoft.com/office/drawing/2016/5/11/chartex" xmlns:cx6="http://schemas.microsoft.com/office/drawing/2016/5/12/chartex" xmlns:cx7="http://schemas.microsoft.com/office/drawing/2016/5/13/chartex" xmlns:cx8="http://schemas.microsoft.com/office/drawing/2016/5/14/chartex" xmlns:mc="http://schemas.openxmlformats.org/markup-compatibility/2006" xmlns:aink="http://schemas.microsoft.com/office/drawing/2016/ink" xmlns:am3d="http://schemas.microsoft.com/office/drawing/2017/model3d" xmlns:o="urn:schemas-microsoft-com:office:office" xmlns:oel="http://schemas.microsoft.com/office/2019/extlst" xmlns:r="http://schemas.openxmlformats.org/officeDocument/2006/relationships" xmlns:m="http://schemas.openxmlformats.org/officeDocument/2006/math" xmlns:v="urn:schemas-microsoft-com:vml" xmlns:wp14="http://schemas.microsoft.com/office/word/2010/wordprocessingDrawing" xmlns:wp="http://schemas.openxmlformats.org/drawingml/2006/wordprocessingDrawing" xmlns:w10="urn:schemas-microsoft-com:office:word" xmlns:w="http://schemas.openxmlformats.org/wordprocessingml/2006/main" xmlns:w14="http://schemas.microsoft.com/office/word/2010/wordml" xmlns:w15="http://schemas.microsoft.com/office/word/2012/wordml" xmlns:w16cex="http://schemas.microsoft.com/office/word/2018/wordml/cex" xmlns:w16cid="http://schemas.microsoft.com/office/word/2016/wordml/cid" xmlns:w16="http://schemas.microsoft.com/office/word/2018/wordml" xmlns:w16du="http://schemas.microsoft.com/office/word/2023/wordml/word16du" xmlns:w16sdtdh="http://schemas.microsoft.com/office/word/2020/wordml/sdtdatahash" xmlns:w16sdtfl="http://schemas.microsoft.com/office/word/2024/wordml/sdtformatlock" xmlns:w16se="http://schemas.microsoft.com/office/word/2015/wordml/symex" xmlns:wpg="http://schemas.microsoft.com/office/word/2010/wordprocessingGroup" xmlns:wpi="http://schemas.microsoft.com/office/word/2010/wordprocessingInk" xmlns:wne="http://schemas.microsoft.com/office/word/2006/wordml" xmlns:wps="http://schemas.microsoft.com/office/word/2010/wordprocessingShape" mc:Ignorable="w14 w15 w16se w16cid w16 w16cex w16sdtdh w16sdtfl w16du wp14">
   <w:body>
     <w:p>
       <w:pPr>
@@ -225,25 +225,28 @@
       </w:pPr>
       <w:r>
         <w:rPr>
+          <w:b/>
+          <w:bCs/>
           <w:noProof/>
-          <w:color w:val="000000" w:themeColor="text1"/>
-          <w:sz w:val="28"/>
-          <w:szCs w:val="28"/>
-          <w:lang w:val="en-IN" w:eastAsia="en-IN"/>
+          <w:color w:val="0070C0"/>
+          <w:sz w:val="36"/>
+          <w:szCs w:val="36"/>
+          <w:u w:val="single"/>
+          <w:lang w:val="en-US"/>
         </w:rPr>
         <w:drawing>
-          <wp:anchor distT="0" distB="0" distL="114300" distR="114300" simplePos="0" relativeHeight="251762688" behindDoc="0" locked="0" layoutInCell="1" allowOverlap="1" wp14:anchorId="7E2752E6" wp14:editId="123F61D4">
+          <wp:anchor distT="0" distB="0" distL="114300" distR="114300" simplePos="0" relativeHeight="251788288" behindDoc="0" locked="0" layoutInCell="1" allowOverlap="1" wp14:anchorId="66AF0A03" wp14:editId="3AE984F4">
             <wp:simplePos x="0" y="0"/>
             <wp:positionH relativeFrom="margin">
-              <wp:posOffset>1238250</wp:posOffset>
+              <wp:align>center</wp:align>
             </wp:positionH>
             <wp:positionV relativeFrom="paragraph">
-              <wp:posOffset>490855</wp:posOffset>
+              <wp:posOffset>233045</wp:posOffset>
             </wp:positionV>
-            <wp:extent cx="3166110" cy="3248025"/>
-            <wp:effectExtent l="152400" t="152400" r="358140" b="371475"/>
+            <wp:extent cx="5727700" cy="4295140"/>
+            <wp:effectExtent l="0" t="0" r="0" b="0"/>
             <wp:wrapTopAndBottom/>
-            <wp:docPr id="2" name="Picture 2"/>
+            <wp:docPr id="1931777479" name="Picture 22"/>
             <wp:cNvGraphicFramePr>
               <a:graphicFrameLocks xmlns:a="http://schemas.openxmlformats.org/drawingml/2006/main" noChangeAspect="1"/>
             </wp:cNvGraphicFramePr>
@@ -251,11 +254,11 @@
               <a:graphicData uri="http://schemas.openxmlformats.org/drawingml/2006/picture">
                 <pic:pic xmlns:pic="http://schemas.openxmlformats.org/drawingml/2006/picture">
                   <pic:nvPicPr>
-                    <pic:cNvPr id="2" name="IMG20250128144500.jpg"/>
+                    <pic:cNvPr id="1931777479" name="Picture 22"/>
                     <pic:cNvPicPr/>
                   </pic:nvPicPr>
                   <pic:blipFill>
-                    <a:blip r:embed="rId8">
+                    <a:blip r:embed="rId8" cstate="print">
                       <a:extLst>
                         <a:ext uri="{28A0092B-C50C-407E-A947-70E740481C1C}">
                           <a14:useLocalDpi xmlns:a14="http://schemas.microsoft.com/office/drawing/2010/main" val="0"/>
@@ -266,36 +269,18 @@
                       <a:fillRect/>
                     </a:stretch>
                   </pic:blipFill>
-                  <pic:spPr bwMode="auto">
+                  <pic:spPr>
                     <a:xfrm>
                       <a:off x="0" y="0"/>
-                      <a:ext cx="3166110" cy="3248025"/>
+                      <a:ext cx="5727700" cy="4295140"/>
                     </a:xfrm>
                     <a:prstGeom prst="rect">
                       <a:avLst/>
                     </a:prstGeom>
-                    <a:ln>
-                      <a:noFill/>
-                    </a:ln>
-                    <a:effectLst>
-                      <a:outerShdw blurRad="292100" dist="139700" dir="2700000" algn="tl" rotWithShape="0">
-                        <a:srgbClr val="333333">
-                          <a:alpha val="65000"/>
-                        </a:srgbClr>
-                      </a:outerShdw>
-                    </a:effectLst>
-                    <a:extLst>
-                      <a:ext uri="{53640926-AAD7-44D8-BBD7-CCE9431645EC}">
-                        <a14:shadowObscured xmlns:a14="http://schemas.microsoft.com/office/drawing/2010/main"/>
-                      </a:ext>
-                    </a:extLst>
                   </pic:spPr>
                 </pic:pic>
               </a:graphicData>
             </a:graphic>
-            <wp14:sizeRelH relativeFrom="margin">
-              <wp14:pctWidth>0</wp14:pctWidth>
-            </wp14:sizeRelH>
             <wp14:sizeRelV relativeFrom="margin">
               <wp14:pctHeight>0</wp14:pctHeight>
             </wp14:sizeRelV>
@@ -389,6 +374,7 @@
           <w:szCs w:val="28"/>
           <w:lang w:val="en-IN" w:eastAsia="en-IN"/>
         </w:rPr>
+        <w:lastRenderedPageBreak/>
         <mc:AlternateContent>
           <mc:Choice Requires="wps">
             <w:drawing>
@@ -442,7 +428,7 @@
               </wp:anchor>
             </w:drawing>
           </mc:Choice>
-          <mc:Fallback>
+          <mc:Fallback xmlns:w16cei="http://schemas.microsoft.com/office/word/2026/wordml/cei">
             <w:pict>
               <v:shapetype w14:anchorId="2456AE1F" id="_x0000_t34" coordsize="21600,21600" o:spt="34" o:oned="t" adj="10800" path="m,l@0,0@0,21600,21600,21600e" filled="f">
                 <v:stroke joinstyle="miter"/>
@@ -462,30 +448,15 @@
           </mc:Fallback>
         </mc:AlternateContent>
       </w:r>
-    </w:p>
-    <w:p>
-      <w:pPr>
-        <w:ind w:left="-360"/>
+      <w:r>
         <w:rPr>
           <w:b/>
           <w:bCs/>
           <w:color w:val="0070C0"/>
           <w:sz w:val="36"/>
           <w:szCs w:val="36"/>
-          <w:u w:val="single"/>
-          <w:lang w:val="en-US"/>
-        </w:rPr>
-      </w:pPr>
-      <w:r>
-        <w:rPr>
-          <w:b/>
-          <w:bCs/>
-          <w:color w:val="0070C0"/>
-          <w:sz w:val="36"/>
-          <w:szCs w:val="36"/>
-          <w:lang w:val="en-US"/>
-        </w:rPr>
-        <w:lastRenderedPageBreak/>
+          <w:lang w:val="en-US"/>
+        </w:rPr>
         <w:t xml:space="preserve">                                               </w:t>
       </w:r>
       <w:r>
@@ -2680,7 +2651,23 @@
           <w:sz w:val="28"/>
           <w:szCs w:val="28"/>
         </w:rPr>
-        <w:t>Select Wifi and 4G from Which Source you need to send data over MQTT</w:t>
+        <w:t xml:space="preserve">Select </w:t>
+      </w:r>
+      <w:proofErr w:type="spellStart"/>
+      <w:r>
+        <w:rPr>
+          <w:sz w:val="28"/>
+          <w:szCs w:val="28"/>
+        </w:rPr>
+        <w:t>Wifi</w:t>
+      </w:r>
+      <w:proofErr w:type="spellEnd"/>
+      <w:r>
+        <w:rPr>
+          <w:sz w:val="28"/>
+          <w:szCs w:val="28"/>
+        </w:rPr>
+        <w:t xml:space="preserve"> and 4G from Which Source you need to send data over MQTT</w:t>
       </w:r>
     </w:p>
     <w:p>
@@ -3826,7 +3813,7 @@
               </wp:anchor>
             </w:drawing>
           </mc:Choice>
-          <mc:Fallback>
+          <mc:Fallback xmlns:w16cei="http://schemas.microsoft.com/office/word/2026/wordml/cei">
             <w:pict>
               <v:shapetype w14:anchorId="46B5FAC4" id="_x0000_t202" coordsize="21600,21600" o:spt="202" path="m,l,21600r21600,l21600,xe">
                 <v:stroke joinstyle="miter"/>
@@ -3962,7 +3949,7 @@
               </wp:anchor>
             </w:drawing>
           </mc:Choice>
-          <mc:Fallback>
+          <mc:Fallback xmlns:w16cei="http://schemas.microsoft.com/office/word/2026/wordml/cei">
             <w:pict>
               <v:shape w14:anchorId="17C991D5" id="Text Box 17" o:spid="_x0000_s1027" type="#_x0000_t202" style="position:absolute;margin-left:112.45pt;margin-top:.65pt;width:77.35pt;height:22.5pt;z-index:251696128;visibility:visible;mso-wrap-style:square;mso-width-percent:0;mso-height-percent:0;mso-wrap-distance-left:9pt;mso-wrap-distance-top:0;mso-wrap-distance-right:9pt;mso-wrap-distance-bottom:0;mso-position-horizontal:absolute;mso-position-horizontal-relative:text;mso-position-vertical:absolute;mso-position-vertical-relative:text;mso-width-percent:0;mso-height-percent:0;mso-width-relative:margin;mso-height-relative:margin;v-text-anchor:top" o:gfxdata="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" fillcolor="#f4b083 [1941]" strokecolor="#ed7d31 [3205]" strokeweight="1pt">
                 <v:textbox>
@@ -4073,7 +4060,7 @@
               </wp:anchor>
             </w:drawing>
           </mc:Choice>
-          <mc:Fallback>
+          <mc:Fallback xmlns:w16cei="http://schemas.microsoft.com/office/word/2026/wordml/cei">
             <w:pict>
               <v:shape w14:anchorId="48704386" id="Elbow Connector 9" o:spid="_x0000_s1026" type="#_x0000_t34" style="position:absolute;margin-left:191.55pt;margin-top:8.8pt;width:8.15pt;height:1in;flip:x y;z-index:251768832;visibility:visible;mso-wrap-style:square;mso-width-percent:0;mso-height-percent:0;mso-wrap-distance-left:9pt;mso-wrap-distance-top:0;mso-wrap-distance-right:9pt;mso-wrap-distance-bottom:0;mso-position-horizontal:absolute;mso-position-horizontal-relative:text;mso-position-vertical:absolute;mso-position-vertical-relative:text;mso-width-percent:0;mso-height-percent:0;mso-width-relative:margin;mso-height-relative:margin" o:gfxdata="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" adj="-15974" strokecolor="black [3200]" strokeweight=".5pt">
                 <v:stroke endarrow="block"/>
@@ -4159,7 +4146,7 @@
               </wp:anchor>
             </w:drawing>
           </mc:Choice>
-          <mc:Fallback>
+          <mc:Fallback xmlns:w16cei="http://schemas.microsoft.com/office/word/2026/wordml/cei">
             <w:pict>
               <v:shapetype w14:anchorId="08B58A88" id="_x0000_t32" coordsize="21600,21600" o:spt="32" o:oned="t" path="m,l21600,21600e" filled="f">
                 <v:path arrowok="t" fillok="f" o:connecttype="none"/>
@@ -4264,7 +4251,7 @@
               </wp:anchor>
             </w:drawing>
           </mc:Choice>
-          <mc:Fallback>
+          <mc:Fallback xmlns:w16cei="http://schemas.microsoft.com/office/word/2026/wordml/cei">
             <w:pict>
               <v:shape w14:anchorId="106EB112" id="Text Box 24" o:spid="_x0000_s1028" type="#_x0000_t202" style="position:absolute;margin-left:317.35pt;margin-top:19.6pt;width:69.25pt;height:23.75pt;z-index:251784192;visibility:visible;mso-wrap-style:square;mso-width-percent:0;mso-height-percent:0;mso-wrap-distance-left:9pt;mso-wrap-distance-top:0;mso-wrap-distance-right:9pt;mso-wrap-distance-bottom:0;mso-position-horizontal:absolute;mso-position-horizontal-relative:text;mso-position-vertical:absolute;mso-position-vertical-relative:text;mso-width-percent:0;mso-height-percent:0;mso-width-relative:margin;mso-height-relative:margin;v-text-anchor:top" o:gfxdata="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" fillcolor="#f4b083 [1941]" strokecolor="#ed7d31 [3205]" strokeweight="1pt">
                 <v:textbox>
@@ -4367,7 +4354,7 @@
               </wp:anchor>
             </w:drawing>
           </mc:Choice>
-          <mc:Fallback>
+          <mc:Fallback xmlns:w16cei="http://schemas.microsoft.com/office/word/2026/wordml/cei">
             <w:pict>
               <v:shape w14:anchorId="41D57FF1" id="Straight Arrow Connector 8" o:spid="_x0000_s1026" type="#_x0000_t32" style="position:absolute;margin-left:245.2pt;margin-top:193pt;width:10.15pt;height:50.9pt;z-index:251767808;visibility:visible;mso-wrap-style:square;mso-width-percent:0;mso-height-percent:0;mso-wrap-distance-left:9pt;mso-wrap-distance-top:0;mso-wrap-distance-right:9pt;mso-wrap-distance-bottom:0;mso-position-horizontal:absolute;mso-position-horizontal-relative:text;mso-position-vertical:absolute;mso-position-vertical-relative:text;mso-width-percent:0;mso-height-percent:0;mso-width-relative:margin;mso-height-relative:margin" o:gfxdata="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" strokecolor="black [3200]" strokeweight="1.5pt">
                 <v:stroke endarrow="block" joinstyle="miter"/>
@@ -4442,7 +4429,7 @@
               </wp:anchor>
             </w:drawing>
           </mc:Choice>
-          <mc:Fallback>
+          <mc:Fallback xmlns:w16cei="http://schemas.microsoft.com/office/word/2026/wordml/cei">
             <w:pict>
               <v:shape w14:anchorId="3690EAE1" id="Straight Arrow Connector 6" o:spid="_x0000_s1026" type="#_x0000_t32" style="position:absolute;margin-left:173.85pt;margin-top:196.4pt;width:3.6pt;height:43.45pt;flip:x;z-index:251765760;visibility:visible;mso-wrap-style:square;mso-width-percent:0;mso-height-percent:0;mso-wrap-distance-left:9pt;mso-wrap-distance-top:0;mso-wrap-distance-right:9pt;mso-wrap-distance-bottom:0;mso-position-horizontal:absolute;mso-position-horizontal-relative:text;mso-position-vertical:absolute;mso-position-vertical-relative:text;mso-width-percent:0;mso-height-percent:0;mso-width-relative:margin;mso-height-relative:margin" o:gfxdata="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" strokecolor="black [3200]" strokeweight="1.5pt">
                 <v:stroke endarrow="block" joinstyle="miter"/>
@@ -4517,7 +4504,7 @@
               </wp:anchor>
             </w:drawing>
           </mc:Choice>
-          <mc:Fallback>
+          <mc:Fallback xmlns:w16cei="http://schemas.microsoft.com/office/word/2026/wordml/cei">
             <w:pict>
               <v:shape w14:anchorId="3EAFDED0" id="Elbow Connector 25" o:spid="_x0000_s1026" type="#_x0000_t34" style="position:absolute;margin-left:241.1pt;margin-top:11.65pt;width:1in;height:12.2pt;flip:y;z-index:251785216;visibility:visible;mso-wrap-style:square;mso-width-percent:0;mso-height-percent:0;mso-wrap-distance-left:9pt;mso-wrap-distance-top:0;mso-wrap-distance-right:9pt;mso-wrap-distance-bottom:0;mso-position-horizontal:absolute;mso-position-horizontal-relative:text;mso-position-vertical:absolute;mso-position-vertical-relative:text;mso-width-percent:0;mso-height-percent:0;mso-width-relative:margin;mso-height-relative:margin" o:gfxdata="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" strokecolor="black [3200]" strokeweight="1.5pt">
                 <v:stroke endarrow="block"/>
@@ -4592,7 +4579,7 @@
               </wp:anchor>
             </w:drawing>
           </mc:Choice>
-          <mc:Fallback>
+          <mc:Fallback xmlns:w16cei="http://schemas.microsoft.com/office/word/2026/wordml/cei">
             <w:pict>
               <v:shape w14:anchorId="666C6DB8" id="Elbow Connector 10" o:spid="_x0000_s1026" type="#_x0000_t34" style="position:absolute;margin-left:110.7pt;margin-top:15pt;width:63.85pt;height:25.15pt;flip:x y;z-index:251769856;visibility:visible;mso-wrap-style:square;mso-width-percent:0;mso-height-percent:0;mso-wrap-distance-left:9pt;mso-wrap-distance-top:0;mso-wrap-distance-right:9pt;mso-wrap-distance-bottom:0;mso-position-horizontal:absolute;mso-position-horizontal-relative:text;mso-position-vertical:absolute;mso-position-vertical-relative:text;mso-width-percent:0;mso-height-percent:0;mso-width-relative:margin;mso-height-relative:margin" o:gfxdata="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" strokecolor="black [3200]" strokeweight=".5pt">
                 <v:stroke endarrow="block"/>
@@ -4714,7 +4701,7 @@
               </wp:anchor>
             </w:drawing>
           </mc:Choice>
-          <mc:Fallback>
+          <mc:Fallback xmlns:w16cei="http://schemas.microsoft.com/office/word/2026/wordml/cei">
             <w:pict>
               <v:shape w14:anchorId="57EBFCD6" id="Text Box 19" o:spid="_x0000_s1029" type="#_x0000_t202" style="position:absolute;margin-left:32.15pt;margin-top:6.45pt;width:77.85pt;height:21pt;z-index:251698176;visibility:visible;mso-wrap-style:square;mso-width-percent:0;mso-height-percent:0;mso-wrap-distance-left:9pt;mso-wrap-distance-top:0;mso-wrap-distance-right:9pt;mso-wrap-distance-bottom:0;mso-position-horizontal:absolute;mso-position-horizontal-relative:margin;mso-position-vertical:absolute;mso-position-vertical-relative:text;mso-width-percent:0;mso-height-percent:0;mso-width-relative:margin;mso-height-relative:margin;v-text-anchor:top" o:gfxdata="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" fillcolor="#f4b083 [1941]" strokecolor="#ed7d31 [3205]" strokeweight="1pt">
                 <v:textbox>
@@ -4965,7 +4952,7 @@
               </wp:anchor>
             </w:drawing>
           </mc:Choice>
-          <mc:Fallback>
+          <mc:Fallback xmlns:w16cei="http://schemas.microsoft.com/office/word/2026/wordml/cei">
             <w:pict>
               <v:shape w14:anchorId="2DBA6959" id="Text Box 22" o:spid="_x0000_s1030" type="#_x0000_t202" style="position:absolute;margin-left:331.45pt;margin-top:74.1pt;width:59.75pt;height:72.7pt;z-index:251783168;visibility:visible;mso-wrap-style:square;mso-width-percent:0;mso-height-percent:0;mso-wrap-distance-left:9pt;mso-wrap-distance-top:0;mso-wrap-distance-right:9pt;mso-wrap-distance-bottom:0;mso-position-horizontal:absolute;mso-position-horizontal-relative:text;mso-position-vertical:absolute;mso-position-vertical-relative:text;mso-width-percent:0;mso-height-percent:0;mso-width-relative:margin;mso-height-relative:margin;v-text-anchor:top" o:gfxdata="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" fillcolor="white [3201]" strokeweight=".5pt">
                 <v:textbox>
@@ -5166,7 +5153,7 @@
               </wp:anchor>
             </w:drawing>
           </mc:Choice>
-          <mc:Fallback>
+          <mc:Fallback xmlns:w16cei="http://schemas.microsoft.com/office/word/2026/wordml/cei">
             <w:pict>
               <v:shape w14:anchorId="1285C9F8" id="Straight Arrow Connector 13" o:spid="_x0000_s1026" type="#_x0000_t32" style="position:absolute;margin-left:244pt;margin-top:135.7pt;width:90.15pt;height:3.6pt;flip:y;z-index:251773952;visibility:visible;mso-wrap-style:square;mso-width-percent:0;mso-height-percent:0;mso-wrap-distance-left:9pt;mso-wrap-distance-top:0;mso-wrap-distance-right:9pt;mso-wrap-distance-bottom:0;mso-position-horizontal:absolute;mso-position-horizontal-relative:text;mso-position-vertical:absolute;mso-position-vertical-relative:text;mso-width-percent:0;mso-height-percent:0;mso-width-relative:margin;mso-height-relative:margin" o:gfxdata="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" strokecolor="black [3200]" strokeweight="1.5pt">
                 <v:stroke endarrow="block" joinstyle="miter"/>
@@ -5241,7 +5228,7 @@
               </wp:anchor>
             </w:drawing>
           </mc:Choice>
-          <mc:Fallback>
+          <mc:Fallback xmlns:w16cei="http://schemas.microsoft.com/office/word/2026/wordml/cei">
             <w:pict>
               <v:shape w14:anchorId="33EF91B9" id="Straight Arrow Connector 21" o:spid="_x0000_s1026" type="#_x0000_t32" style="position:absolute;margin-left:243.35pt;margin-top:125.9pt;width:90.25pt;height:3.6pt;flip:y;z-index:251782144;visibility:visible;mso-wrap-style:square;mso-width-percent:0;mso-height-percent:0;mso-wrap-distance-left:9pt;mso-wrap-distance-top:0;mso-wrap-distance-right:9pt;mso-wrap-distance-bottom:0;mso-position-horizontal:absolute;mso-position-horizontal-relative:text;mso-position-vertical:absolute;mso-position-vertical-relative:text;mso-width-percent:0;mso-height-percent:0;mso-width-relative:margin;mso-height-relative:margin" o:gfxdata="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" strokecolor="black [3200]" strokeweight="1.5pt">
                 <v:stroke endarrow="block" joinstyle="miter"/>
@@ -5316,7 +5303,7 @@
               </wp:anchor>
             </w:drawing>
           </mc:Choice>
-          <mc:Fallback>
+          <mc:Fallback xmlns:w16cei="http://schemas.microsoft.com/office/word/2026/wordml/cei">
             <w:pict>
               <v:shape w14:anchorId="17429C51" id="Straight Arrow Connector 18" o:spid="_x0000_s1026" type="#_x0000_t32" style="position:absolute;margin-left:240.75pt;margin-top:87.9pt;width:90.75pt;height:3.75pt;flip:y;z-index:251780096;visibility:visible;mso-wrap-style:square;mso-width-percent:0;mso-height-percent:0;mso-wrap-distance-left:9pt;mso-wrap-distance-top:0;mso-wrap-distance-right:9pt;mso-wrap-distance-bottom:0;mso-position-horizontal:absolute;mso-position-horizontal-relative:text;mso-position-vertical:absolute;mso-position-vertical-relative:text;mso-width-percent:0;mso-height-percent:0;mso-width-relative:margin;mso-height-relative:margin" o:gfxdata="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" strokecolor="black [3200]" strokeweight="1.5pt">
                 <v:stroke endarrow="block" joinstyle="miter"/>
@@ -5391,7 +5378,7 @@
               </wp:anchor>
             </w:drawing>
           </mc:Choice>
-          <mc:Fallback>
+          <mc:Fallback xmlns:w16cei="http://schemas.microsoft.com/office/word/2026/wordml/cei">
             <w:pict>
               <v:shape w14:anchorId="72B0090E" id="Straight Arrow Connector 1" o:spid="_x0000_s1026" type="#_x0000_t32" style="position:absolute;margin-left:241.5pt;margin-top:96.45pt;width:91.5pt;height:3.6pt;flip:y;z-index:251771904;visibility:visible;mso-wrap-style:square;mso-width-percent:0;mso-height-percent:0;mso-wrap-distance-left:9pt;mso-wrap-distance-top:0;mso-wrap-distance-right:9pt;mso-wrap-distance-bottom:0;mso-position-horizontal:absolute;mso-position-horizontal-relative:text;mso-position-vertical:absolute;mso-position-vertical-relative:text;mso-width-percent:0;mso-height-percent:0;mso-width-relative:margin;mso-height-relative:margin" o:gfxdata="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" strokecolor="black [3200]" strokeweight="1.5pt">
                 <v:stroke endarrow="block" joinstyle="miter"/>
@@ -5466,7 +5453,7 @@
               </wp:anchor>
             </w:drawing>
           </mc:Choice>
-          <mc:Fallback>
+          <mc:Fallback xmlns:w16cei="http://schemas.microsoft.com/office/word/2026/wordml/cei">
             <w:pict>
               <v:shape w14:anchorId="70C38C1B" id="Straight Arrow Connector 14" o:spid="_x0000_s1026" type="#_x0000_t32" style="position:absolute;margin-left:243.05pt;margin-top:105.65pt;width:89.25pt;height:3.6pt;flip:y;z-index:251776000;visibility:visible;mso-wrap-style:square;mso-width-percent:0;mso-height-percent:0;mso-wrap-distance-left:9pt;mso-wrap-distance-top:0;mso-wrap-distance-right:9pt;mso-wrap-distance-bottom:0;mso-position-horizontal:absolute;mso-position-horizontal-relative:text;mso-position-vertical:absolute;mso-position-vertical-relative:text;mso-width-percent:0;mso-height-percent:0;mso-width-relative:margin;mso-height-relative:margin" o:gfxdata="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" strokecolor="black [3200]" strokeweight="1.5pt">
                 <v:stroke endarrow="block" joinstyle="miter"/>
@@ -5541,7 +5528,7 @@
               </wp:anchor>
             </w:drawing>
           </mc:Choice>
-          <mc:Fallback>
+          <mc:Fallback xmlns:w16cei="http://schemas.microsoft.com/office/word/2026/wordml/cei">
             <w:pict>
               <v:shape w14:anchorId="51CE5CB3" id="Straight Arrow Connector 15" o:spid="_x0000_s1026" type="#_x0000_t32" style="position:absolute;margin-left:241.25pt;margin-top:116.1pt;width:92.25pt;height:3.6pt;flip:y;z-index:251778048;visibility:visible;mso-wrap-style:square;mso-width-percent:0;mso-height-percent:0;mso-wrap-distance-left:9pt;mso-wrap-distance-top:0;mso-wrap-distance-right:9pt;mso-wrap-distance-bottom:0;mso-position-horizontal:absolute;mso-position-horizontal-relative:text;mso-position-vertical:absolute;mso-position-vertical-relative:text;mso-width-percent:0;mso-height-percent:0;mso-width-relative:margin;mso-height-relative:margin" o:gfxdata="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" strokecolor="black [3200]" strokeweight="1.5pt">
                 <v:stroke endarrow="block" joinstyle="miter"/>
@@ -5722,7 +5709,7 @@
               </wp:anchor>
             </w:drawing>
           </mc:Choice>
-          <mc:Fallback>
+          <mc:Fallback xmlns:w16cei="http://schemas.microsoft.com/office/word/2026/wordml/cei">
             <w:pict>
               <v:shape w14:anchorId="19A8BC38" id="Text Box 20" o:spid="_x0000_s1031" type="#_x0000_t202" style="position:absolute;margin-left:228.3pt;margin-top:8.15pt;width:82.85pt;height:21.25pt;z-index:251700224;visibility:visible;mso-wrap-style:square;mso-width-percent:0;mso-height-percent:0;mso-wrap-distance-left:9pt;mso-wrap-distance-top:0;mso-wrap-distance-right:9pt;mso-wrap-distance-bottom:0;mso-position-horizontal:absolute;mso-position-horizontal-relative:text;mso-position-vertical:absolute;mso-position-vertical-relative:text;mso-width-percent:0;mso-height-percent:0;mso-width-relative:margin;mso-height-relative:margin;v-text-anchor:top" o:gfxdata="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" fillcolor="#f4b083 [1941]" strokecolor="#ed7d31 [3205]" strokeweight="1pt">
                 <v:textbox>
@@ -5878,7 +5865,7 @@
               </wp:anchor>
             </w:drawing>
           </mc:Choice>
-          <mc:Fallback>
+          <mc:Fallback xmlns:w16cei="http://schemas.microsoft.com/office/word/2026/wordml/cei">
             <w:pict>
               <v:shape w14:anchorId="762C8160" id="Text Box 33" o:spid="_x0000_s1032" type="#_x0000_t202" style="position:absolute;margin-left:111.5pt;margin-top:5.6pt;width:106.5pt;height:35.5pt;z-index:251713536;visibility:visible;mso-wrap-style:square;mso-width-percent:0;mso-height-percent:0;mso-wrap-distance-left:9pt;mso-wrap-distance-top:0;mso-wrap-distance-right:9pt;mso-wrap-distance-bottom:0;mso-position-horizontal:absolute;mso-position-horizontal-relative:text;mso-position-vertical:absolute;mso-position-vertical-relative:text;mso-width-percent:0;mso-height-percent:0;mso-width-relative:margin;mso-height-relative:margin;v-text-anchor:top" o:gfxdata="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" fillcolor="#f4b083 [1941]" strokecolor="#ed7d31 [3205]" strokeweight="1pt">
                 <v:textbox>
@@ -6407,7 +6394,7 @@
 </file>
 
 <file path=word/endnotes.xml><?xml version="1.0" encoding="utf-8"?>
-<w:endnotes xmlns:wpc="http://schemas.microsoft.com/office/word/2010/wordprocessingCanvas" xmlns:cx="http://schemas.microsoft.com/office/drawing/2014/chartex" xmlns:cx1="http://schemas.microsoft.com/office/drawing/2015/9/8/chartex" xmlns:cx2="http://schemas.microsoft.com/office/drawing/2015/10/21/chartex" xmlns:cx3="http://schemas.microsoft.com/office/drawing/2016/5/9/chartex" xmlns:cx4="http://schemas.microsoft.com/office/drawing/2016/5/10/chartex" xmlns:cx5="http://schemas.microsoft.com/office/drawing/2016/5/11/chartex" xmlns:cx6="http://schemas.microsoft.com/office/drawing/2016/5/12/chartex" xmlns:cx7="http://schemas.microsoft.com/office/drawing/2016/5/13/chartex" xmlns:cx8="http://schemas.microsoft.com/office/drawing/2016/5/14/chartex" xmlns:mc="http://schemas.openxmlformats.org/markup-compatibility/2006" xmlns:aink="http://schemas.microsoft.com/office/drawing/2016/ink" xmlns:am3d="http://schemas.microsoft.com/office/drawing/2017/model3d" xmlns:o="urn:schemas-microsoft-com:office:office" xmlns:oel="http://schemas.microsoft.com/office/2019/extlst" xmlns:r="http://schemas.openxmlformats.org/officeDocument/2006/relationships" xmlns:m="http://schemas.openxmlformats.org/officeDocument/2006/math" xmlns:v="urn:schemas-microsoft-com:vml" xmlns:wp14="http://schemas.microsoft.com/office/word/2010/wordprocessingDrawing" xmlns:wp="http://schemas.openxmlformats.org/drawingml/2006/wordprocessingDrawing" xmlns:w10="urn:schemas-microsoft-com:office:word" xmlns:w="http://schemas.openxmlformats.org/wordprocessingml/2006/main" xmlns:w14="http://schemas.microsoft.com/office/word/2010/wordml" xmlns:w15="http://schemas.microsoft.com/office/word/2012/wordml" xmlns:w16cei="http://schemas.microsoft.com/office/word/2026/wordml/cei" xmlns:w16cex="http://schemas.microsoft.com/office/word/2018/wordml/cex" xmlns:w16cid="http://schemas.microsoft.com/office/word/2016/wordml/cid" xmlns:w16="http://schemas.microsoft.com/office/word/2018/wordml" xmlns:w16du="http://schemas.microsoft.com/office/word/2023/wordml/word16du" xmlns:w16sdtdh="http://schemas.microsoft.com/office/word/2020/wordml/sdtdatahash" xmlns:w16sdtfl="http://schemas.microsoft.com/office/word/2024/wordml/sdtformatlock" xmlns:w16se="http://schemas.microsoft.com/office/word/2015/wordml/symex" xmlns:wpg="http://schemas.microsoft.com/office/word/2010/wordprocessingGroup" xmlns:wpi="http://schemas.microsoft.com/office/word/2010/wordprocessingInk" xmlns:wne="http://schemas.microsoft.com/office/word/2006/wordml" xmlns:wps="http://schemas.microsoft.com/office/word/2010/wordprocessingShape" mc:Ignorable="w14 w15 w16se w16cid w16 w16cex w16sdtdh w16sdtfl w16du wp14">
+<w:endnotes xmlns:wpc="http://schemas.microsoft.com/office/word/2010/wordprocessingCanvas" xmlns:cx="http://schemas.microsoft.com/office/drawing/2014/chartex" xmlns:cx1="http://schemas.microsoft.com/office/drawing/2015/9/8/chartex" xmlns:cx2="http://schemas.microsoft.com/office/drawing/2015/10/21/chartex" xmlns:cx3="http://schemas.microsoft.com/office/drawing/2016/5/9/chartex" xmlns:cx4="http://schemas.microsoft.com/office/drawing/2016/5/10/chartex" xmlns:cx5="http://schemas.microsoft.com/office/drawing/2016/5/11/chartex" xmlns:cx6="http://schemas.microsoft.com/office/drawing/2016/5/12/chartex" xmlns:cx7="http://schemas.microsoft.com/office/drawing/2016/5/13/chartex" xmlns:cx8="http://schemas.microsoft.com/office/drawing/2016/5/14/chartex" xmlns:mc="http://schemas.openxmlformats.org/markup-compatibility/2006" xmlns:aink="http://schemas.microsoft.com/office/drawing/2016/ink" xmlns:am3d="http://schemas.microsoft.com/office/drawing/2017/model3d" xmlns:o="urn:schemas-microsoft-com:office:office" xmlns:oel="http://schemas.microsoft.com/office/2019/extlst" xmlns:r="http://schemas.openxmlformats.org/officeDocument/2006/relationships" xmlns:m="http://schemas.openxmlformats.org/officeDocument/2006/math" xmlns:v="urn:schemas-microsoft-com:vml" xmlns:wp14="http://schemas.microsoft.com/office/word/2010/wordprocessingDrawing" xmlns:wp="http://schemas.openxmlformats.org/drawingml/2006/wordprocessingDrawing" xmlns:w10="urn:schemas-microsoft-com:office:word" xmlns:w="http://schemas.openxmlformats.org/wordprocessingml/2006/main" xmlns:w14="http://schemas.microsoft.com/office/word/2010/wordml" xmlns:w15="http://schemas.microsoft.com/office/word/2012/wordml" xmlns:w16cex="http://schemas.microsoft.com/office/word/2018/wordml/cex" xmlns:w16cid="http://schemas.microsoft.com/office/word/2016/wordml/cid" xmlns:w16="http://schemas.microsoft.com/office/word/2018/wordml" xmlns:w16du="http://schemas.microsoft.com/office/word/2023/wordml/word16du" xmlns:w16sdtdh="http://schemas.microsoft.com/office/word/2020/wordml/sdtdatahash" xmlns:w16sdtfl="http://schemas.microsoft.com/office/word/2024/wordml/sdtformatlock" xmlns:w16se="http://schemas.microsoft.com/office/word/2015/wordml/symex" xmlns:wpg="http://schemas.microsoft.com/office/word/2010/wordprocessingGroup" xmlns:wpi="http://schemas.microsoft.com/office/word/2010/wordprocessingInk" xmlns:wne="http://schemas.microsoft.com/office/word/2006/wordml" xmlns:wps="http://schemas.microsoft.com/office/word/2010/wordprocessingShape" mc:Ignorable="w14 w15 w16se w16cid w16 w16cex w16sdtdh w16sdtfl w16du wp14">
   <w:endnote w:type="separator" w:id="-1">
     <w:p>
       <w:r>
@@ -6426,7 +6413,7 @@
 </file>
 
 <file path=word/footer1.xml><?xml version="1.0" encoding="utf-8"?>
-<w:ftr xmlns:wpc="http://schemas.microsoft.com/office/word/2010/wordprocessingCanvas" xmlns:cx="http://schemas.microsoft.com/office/drawing/2014/chartex" xmlns:cx1="http://schemas.microsoft.com/office/drawing/2015/9/8/chartex" xmlns:cx2="http://schemas.microsoft.com/office/drawing/2015/10/21/chartex" xmlns:cx3="http://schemas.microsoft.com/office/drawing/2016/5/9/chartex" xmlns:cx4="http://schemas.microsoft.com/office/drawing/2016/5/10/chartex" xmlns:cx5="http://schemas.microsoft.com/office/drawing/2016/5/11/chartex" xmlns:cx6="http://schemas.microsoft.com/office/drawing/2016/5/12/chartex" xmlns:cx7="http://schemas.microsoft.com/office/drawing/2016/5/13/chartex" xmlns:cx8="http://schemas.microsoft.com/office/drawing/2016/5/14/chartex" xmlns:mc="http://schemas.openxmlformats.org/markup-compatibility/2006" xmlns:aink="http://schemas.microsoft.com/office/drawing/2016/ink" xmlns:am3d="http://schemas.microsoft.com/office/drawing/2017/model3d" xmlns:o="urn:schemas-microsoft-com:office:office" xmlns:oel="http://schemas.microsoft.com/office/2019/extlst" xmlns:r="http://schemas.openxmlformats.org/officeDocument/2006/relationships" xmlns:m="http://schemas.openxmlformats.org/officeDocument/2006/math" xmlns:v="urn:schemas-microsoft-com:vml" xmlns:wp14="http://schemas.microsoft.com/office/word/2010/wordprocessingDrawing" xmlns:wp="http://schemas.openxmlformats.org/drawingml/2006/wordprocessingDrawing" xmlns:w10="urn:schemas-microsoft-com:office:word" xmlns:w="http://schemas.openxmlformats.org/wordprocessingml/2006/main" xmlns:w14="http://schemas.microsoft.com/office/word/2010/wordml" xmlns:w15="http://schemas.microsoft.com/office/word/2012/wordml" xmlns:w16cei="http://schemas.microsoft.com/office/word/2026/wordml/cei" xmlns:w16cex="http://schemas.microsoft.com/office/word/2018/wordml/cex" xmlns:w16cid="http://schemas.microsoft.com/office/word/2016/wordml/cid" xmlns:w16="http://schemas.microsoft.com/office/word/2018/wordml" xmlns:w16du="http://schemas.microsoft.com/office/word/2023/wordml/word16du" xmlns:w16sdtdh="http://schemas.microsoft.com/office/word/2020/wordml/sdtdatahash" xmlns:w16sdtfl="http://schemas.microsoft.com/office/word/2024/wordml/sdtformatlock" xmlns:w16se="http://schemas.microsoft.com/office/word/2015/wordml/symex" xmlns:wpg="http://schemas.microsoft.com/office/word/2010/wordprocessingGroup" xmlns:wpi="http://schemas.microsoft.com/office/word/2010/wordprocessingInk" xmlns:wne="http://schemas.microsoft.com/office/word/2006/wordml" xmlns:wps="http://schemas.microsoft.com/office/word/2010/wordprocessingShape" mc:Ignorable="w14 w15 w16se w16cid w16 w16cex w16sdtdh w16sdtfl w16du wp14">
+<w:ftr xmlns:wpc="http://schemas.microsoft.com/office/word/2010/wordprocessingCanvas" xmlns:cx="http://schemas.microsoft.com/office/drawing/2014/chartex" xmlns:cx1="http://schemas.microsoft.com/office/drawing/2015/9/8/chartex" xmlns:cx2="http://schemas.microsoft.com/office/drawing/2015/10/21/chartex" xmlns:cx3="http://schemas.microsoft.com/office/drawing/2016/5/9/chartex" xmlns:cx4="http://schemas.microsoft.com/office/drawing/2016/5/10/chartex" xmlns:cx5="http://schemas.microsoft.com/office/drawing/2016/5/11/chartex" xmlns:cx6="http://schemas.microsoft.com/office/drawing/2016/5/12/chartex" xmlns:cx7="http://schemas.microsoft.com/office/drawing/2016/5/13/chartex" xmlns:cx8="http://schemas.microsoft.com/office/drawing/2016/5/14/chartex" xmlns:mc="http://schemas.openxmlformats.org/markup-compatibility/2006" xmlns:aink="http://schemas.microsoft.com/office/drawing/2016/ink" xmlns:am3d="http://schemas.microsoft.com/office/drawing/2017/model3d" xmlns:o="urn:schemas-microsoft-com:office:office" xmlns:oel="http://schemas.microsoft.com/office/2019/extlst" xmlns:r="http://schemas.openxmlformats.org/officeDocument/2006/relationships" xmlns:m="http://schemas.openxmlformats.org/officeDocument/2006/math" xmlns:v="urn:schemas-microsoft-com:vml" xmlns:wp14="http://schemas.microsoft.com/office/word/2010/wordprocessingDrawing" xmlns:wp="http://schemas.openxmlformats.org/drawingml/2006/wordprocessingDrawing" xmlns:w10="urn:schemas-microsoft-com:office:word" xmlns:w="http://schemas.openxmlformats.org/wordprocessingml/2006/main" xmlns:w14="http://schemas.microsoft.com/office/word/2010/wordml" xmlns:w15="http://schemas.microsoft.com/office/word/2012/wordml" xmlns:w16cex="http://schemas.microsoft.com/office/word/2018/wordml/cex" xmlns:w16cid="http://schemas.microsoft.com/office/word/2016/wordml/cid" xmlns:w16="http://schemas.microsoft.com/office/word/2018/wordml" xmlns:w16du="http://schemas.microsoft.com/office/word/2023/wordml/word16du" xmlns:w16sdtdh="http://schemas.microsoft.com/office/word/2020/wordml/sdtdatahash" xmlns:w16sdtfl="http://schemas.microsoft.com/office/word/2024/wordml/sdtformatlock" xmlns:w16se="http://schemas.microsoft.com/office/word/2015/wordml/symex" xmlns:wpg="http://schemas.microsoft.com/office/word/2010/wordprocessingGroup" xmlns:wpi="http://schemas.microsoft.com/office/word/2010/wordprocessingInk" xmlns:wne="http://schemas.microsoft.com/office/word/2006/wordml" xmlns:wps="http://schemas.microsoft.com/office/word/2010/wordprocessingShape" mc:Ignorable="w14 w15 w16se w16cid w16 w16cex w16sdtdh w16sdtfl w16du wp14">
   <w:tbl>
     <w:tblPr>
       <w:tblW w:w="5000" w:type="pct"/>
@@ -6483,7 +6470,6 @@
               <w:dataBinding w:prefixMappings="xmlns:ns0='http://purl.org/dc/elements/1.1/' xmlns:ns1='http://schemas.openxmlformats.org/package/2006/metadata/core-properties' " w:xpath="/ns1:coreProperties[1]/ns0:title[1]" w:storeItemID="{6C3C8BC8-F283-45AE-878A-BAB7291924A1}"/>
               <w:text/>
             </w:sdtPr>
-            <w:sdtEndPr/>
             <w:sdtContent>
               <w:r>
                 <w:rPr>
@@ -6526,7 +6512,6 @@
             <w:dataBinding w:prefixMappings="xmlns:ns0='http://purl.org/dc/elements/1.1/' xmlns:ns1='http://schemas.openxmlformats.org/package/2006/metadata/core-properties' " w:xpath="/ns1:coreProperties[1]/ns0:creator[1]" w:storeItemID="{6C3C8BC8-F283-45AE-878A-BAB7291924A1}"/>
             <w:text/>
           </w:sdtPr>
-          <w:sdtEndPr/>
           <w:sdtContent>
             <w:p>
               <w:pPr>
@@ -6571,7 +6556,7 @@
 </file>
 
 <file path=word/footnotes.xml><?xml version="1.0" encoding="utf-8"?>
-<w:footnotes xmlns:wpc="http://schemas.microsoft.com/office/word/2010/wordprocessingCanvas" xmlns:cx="http://schemas.microsoft.com/office/drawing/2014/chartex" xmlns:cx1="http://schemas.microsoft.com/office/drawing/2015/9/8/chartex" xmlns:cx2="http://schemas.microsoft.com/office/drawing/2015/10/21/chartex" xmlns:cx3="http://schemas.microsoft.com/office/drawing/2016/5/9/chartex" xmlns:cx4="http://schemas.microsoft.com/office/drawing/2016/5/10/chartex" xmlns:cx5="http://schemas.microsoft.com/office/drawing/2016/5/11/chartex" xmlns:cx6="http://schemas.microsoft.com/office/drawing/2016/5/12/chartex" xmlns:cx7="http://schemas.microsoft.com/office/drawing/2016/5/13/chartex" xmlns:cx8="http://schemas.microsoft.com/office/drawing/2016/5/14/chartex" xmlns:mc="http://schemas.openxmlformats.org/markup-compatibility/2006" xmlns:aink="http://schemas.microsoft.com/office/drawing/2016/ink" xmlns:am3d="http://schemas.microsoft.com/office/drawing/2017/model3d" xmlns:o="urn:schemas-microsoft-com:office:office" xmlns:oel="http://schemas.microsoft.com/office/2019/extlst" xmlns:r="http://schemas.openxmlformats.org/officeDocument/2006/relationships" xmlns:m="http://schemas.openxmlformats.org/officeDocument/2006/math" xmlns:v="urn:schemas-microsoft-com:vml" xmlns:wp14="http://schemas.microsoft.com/office/word/2010/wordprocessingDrawing" xmlns:wp="http://schemas.openxmlformats.org/drawingml/2006/wordprocessingDrawing" xmlns:w10="urn:schemas-microsoft-com:office:word" xmlns:w="http://schemas.openxmlformats.org/wordprocessingml/2006/main" xmlns:w14="http://schemas.microsoft.com/office/word/2010/wordml" xmlns:w15="http://schemas.microsoft.com/office/word/2012/wordml" xmlns:w16cei="http://schemas.microsoft.com/office/word/2026/wordml/cei" xmlns:w16cex="http://schemas.microsoft.com/office/word/2018/wordml/cex" xmlns:w16cid="http://schemas.microsoft.com/office/word/2016/wordml/cid" xmlns:w16="http://schemas.microsoft.com/office/word/2018/wordml" xmlns:w16du="http://schemas.microsoft.com/office/word/2023/wordml/word16du" xmlns:w16sdtdh="http://schemas.microsoft.com/office/word/2020/wordml/sdtdatahash" xmlns:w16sdtfl="http://schemas.microsoft.com/office/word/2024/wordml/sdtformatlock" xmlns:w16se="http://schemas.microsoft.com/office/word/2015/wordml/symex" xmlns:wpg="http://schemas.microsoft.com/office/word/2010/wordprocessingGroup" xmlns:wpi="http://schemas.microsoft.com/office/word/2010/wordprocessingInk" xmlns:wne="http://schemas.microsoft.com/office/word/2006/wordml" xmlns:wps="http://schemas.microsoft.com/office/word/2010/wordprocessingShape" mc:Ignorable="w14 w15 w16se w16cid w16 w16cex w16sdtdh w16sdtfl w16du wp14">
+<w:footnotes xmlns:wpc="http://schemas.microsoft.com/office/word/2010/wordprocessingCanvas" xmlns:cx="http://schemas.microsoft.com/office/drawing/2014/chartex" xmlns:cx1="http://schemas.microsoft.com/office/drawing/2015/9/8/chartex" xmlns:cx2="http://schemas.microsoft.com/office/drawing/2015/10/21/chartex" xmlns:cx3="http://schemas.microsoft.com/office/drawing/2016/5/9/chartex" xmlns:cx4="http://schemas.microsoft.com/office/drawing/2016/5/10/chartex" xmlns:cx5="http://schemas.microsoft.com/office/drawing/2016/5/11/chartex" xmlns:cx6="http://schemas.microsoft.com/office/drawing/2016/5/12/chartex" xmlns:cx7="http://schemas.microsoft.com/office/drawing/2016/5/13/chartex" xmlns:cx8="http://schemas.microsoft.com/office/drawing/2016/5/14/chartex" xmlns:mc="http://schemas.openxmlformats.org/markup-compatibility/2006" xmlns:aink="http://schemas.microsoft.com/office/drawing/2016/ink" xmlns:am3d="http://schemas.microsoft.com/office/drawing/2017/model3d" xmlns:o="urn:schemas-microsoft-com:office:office" xmlns:oel="http://schemas.microsoft.com/office/2019/extlst" xmlns:r="http://schemas.openxmlformats.org/officeDocument/2006/relationships" xmlns:m="http://schemas.openxmlformats.org/officeDocument/2006/math" xmlns:v="urn:schemas-microsoft-com:vml" xmlns:wp14="http://schemas.microsoft.com/office/word/2010/wordprocessingDrawing" xmlns:wp="http://schemas.openxmlformats.org/drawingml/2006/wordprocessingDrawing" xmlns:w10="urn:schemas-microsoft-com:office:word" xmlns:w="http://schemas.openxmlformats.org/wordprocessingml/2006/main" xmlns:w14="http://schemas.microsoft.com/office/word/2010/wordml" xmlns:w15="http://schemas.microsoft.com/office/word/2012/wordml" xmlns:w16cex="http://schemas.microsoft.com/office/word/2018/wordml/cex" xmlns:w16cid="http://schemas.microsoft.com/office/word/2016/wordml/cid" xmlns:w16="http://schemas.microsoft.com/office/word/2018/wordml" xmlns:w16du="http://schemas.microsoft.com/office/word/2023/wordml/word16du" xmlns:w16sdtdh="http://schemas.microsoft.com/office/word/2020/wordml/sdtdatahash" xmlns:w16sdtfl="http://schemas.microsoft.com/office/word/2024/wordml/sdtformatlock" xmlns:w16se="http://schemas.microsoft.com/office/word/2015/wordml/symex" xmlns:wpg="http://schemas.microsoft.com/office/word/2010/wordprocessingGroup" xmlns:wpi="http://schemas.microsoft.com/office/word/2010/wordprocessingInk" xmlns:wne="http://schemas.microsoft.com/office/word/2006/wordml" xmlns:wps="http://schemas.microsoft.com/office/word/2010/wordprocessingShape" mc:Ignorable="w14 w15 w16se w16cid w16 w16cex w16sdtdh w16sdtfl w16du wp14">
   <w:footnote w:type="separator" w:id="-1">
     <w:p>
       <w:r>
@@ -6590,7 +6575,7 @@
 </file>
 
 <file path=word/header1.xml><?xml version="1.0" encoding="utf-8"?>
-<w:hdr xmlns:wpc="http://schemas.microsoft.com/office/word/2010/wordprocessingCanvas" xmlns:cx="http://schemas.microsoft.com/office/drawing/2014/chartex" xmlns:cx1="http://schemas.microsoft.com/office/drawing/2015/9/8/chartex" xmlns:cx2="http://schemas.microsoft.com/office/drawing/2015/10/21/chartex" xmlns:cx3="http://schemas.microsoft.com/office/drawing/2016/5/9/chartex" xmlns:cx4="http://schemas.microsoft.com/office/drawing/2016/5/10/chartex" xmlns:cx5="http://schemas.microsoft.com/office/drawing/2016/5/11/chartex" xmlns:cx6="http://schemas.microsoft.com/office/drawing/2016/5/12/chartex" xmlns:cx7="http://schemas.microsoft.com/office/drawing/2016/5/13/chartex" xmlns:cx8="http://schemas.microsoft.com/office/drawing/2016/5/14/chartex" xmlns:mc="http://schemas.openxmlformats.org/markup-compatibility/2006" xmlns:aink="http://schemas.microsoft.com/office/drawing/2016/ink" xmlns:am3d="http://schemas.microsoft.com/office/drawing/2017/model3d" xmlns:o="urn:schemas-microsoft-com:office:office" xmlns:oel="http://schemas.microsoft.com/office/2019/extlst" xmlns:r="http://schemas.openxmlformats.org/officeDocument/2006/relationships" xmlns:m="http://schemas.openxmlformats.org/officeDocument/2006/math" xmlns:v="urn:schemas-microsoft-com:vml" xmlns:wp14="http://schemas.microsoft.com/office/word/2010/wordprocessingDrawing" xmlns:wp="http://schemas.openxmlformats.org/drawingml/2006/wordprocessingDrawing" xmlns:w10="urn:schemas-microsoft-com:office:word" xmlns:w="http://schemas.openxmlformats.org/wordprocessingml/2006/main" xmlns:w14="http://schemas.microsoft.com/office/word/2010/wordml" xmlns:w15="http://schemas.microsoft.com/office/word/2012/wordml" xmlns:w16cei="http://schemas.microsoft.com/office/word/2026/wordml/cei" xmlns:w16cex="http://schemas.microsoft.com/office/word/2018/wordml/cex" xmlns:w16cid="http://schemas.microsoft.com/office/word/2016/wordml/cid" xmlns:w16="http://schemas.microsoft.com/office/word/2018/wordml" xmlns:w16du="http://schemas.microsoft.com/office/word/2023/wordml/word16du" xmlns:w16sdtdh="http://schemas.microsoft.com/office/word/2020/wordml/sdtdatahash" xmlns:w16sdtfl="http://schemas.microsoft.com/office/word/2024/wordml/sdtformatlock" xmlns:w16se="http://schemas.microsoft.com/office/word/2015/wordml/symex" xmlns:wpg="http://schemas.microsoft.com/office/word/2010/wordprocessingGroup" xmlns:wpi="http://schemas.microsoft.com/office/word/2010/wordprocessingInk" xmlns:wne="http://schemas.microsoft.com/office/word/2006/wordml" xmlns:wps="http://schemas.microsoft.com/office/word/2010/wordprocessingShape" mc:Ignorable="w14 w15 w16se w16cid w16 w16cex w16sdtdh w16sdtfl w16du wp14">
+<w:hdr xmlns:wpc="http://schemas.microsoft.com/office/word/2010/wordprocessingCanvas" xmlns:cx="http://schemas.microsoft.com/office/drawing/2014/chartex" xmlns:cx1="http://schemas.microsoft.com/office/drawing/2015/9/8/chartex" xmlns:cx2="http://schemas.microsoft.com/office/drawing/2015/10/21/chartex" xmlns:cx3="http://schemas.microsoft.com/office/drawing/2016/5/9/chartex" xmlns:cx4="http://schemas.microsoft.com/office/drawing/2016/5/10/chartex" xmlns:cx5="http://schemas.microsoft.com/office/drawing/2016/5/11/chartex" xmlns:cx6="http://schemas.microsoft.com/office/drawing/2016/5/12/chartex" xmlns:cx7="http://schemas.microsoft.com/office/drawing/2016/5/13/chartex" xmlns:cx8="http://schemas.microsoft.com/office/drawing/2016/5/14/chartex" xmlns:mc="http://schemas.openxmlformats.org/markup-compatibility/2006" xmlns:aink="http://schemas.microsoft.com/office/drawing/2016/ink" xmlns:am3d="http://schemas.microsoft.com/office/drawing/2017/model3d" xmlns:o="urn:schemas-microsoft-com:office:office" xmlns:oel="http://schemas.microsoft.com/office/2019/extlst" xmlns:r="http://schemas.openxmlformats.org/officeDocument/2006/relationships" xmlns:m="http://schemas.openxmlformats.org/officeDocument/2006/math" xmlns:v="urn:schemas-microsoft-com:vml" xmlns:wp14="http://schemas.microsoft.com/office/word/2010/wordprocessingDrawing" xmlns:wp="http://schemas.openxmlformats.org/drawingml/2006/wordprocessingDrawing" xmlns:w10="urn:schemas-microsoft-com:office:word" xmlns:w="http://schemas.openxmlformats.org/wordprocessingml/2006/main" xmlns:w14="http://schemas.microsoft.com/office/word/2010/wordml" xmlns:w15="http://schemas.microsoft.com/office/word/2012/wordml" xmlns:w16cex="http://schemas.microsoft.com/office/word/2018/wordml/cex" xmlns:w16cid="http://schemas.microsoft.com/office/word/2016/wordml/cid" xmlns:w16="http://schemas.microsoft.com/office/word/2018/wordml" xmlns:w16du="http://schemas.microsoft.com/office/word/2023/wordml/word16du" xmlns:w16sdtdh="http://schemas.microsoft.com/office/word/2020/wordml/sdtdatahash" xmlns:w16sdtfl="http://schemas.microsoft.com/office/word/2024/wordml/sdtformatlock" xmlns:w16se="http://schemas.microsoft.com/office/word/2015/wordml/symex" xmlns:wpg="http://schemas.microsoft.com/office/word/2010/wordprocessingGroup" xmlns:wpi="http://schemas.microsoft.com/office/word/2010/wordprocessingInk" xmlns:wne="http://schemas.microsoft.com/office/word/2006/wordml" xmlns:wps="http://schemas.microsoft.com/office/word/2010/wordprocessingShape" mc:Ignorable="w14 w15 w16se w16cid w16 w16cex w16sdtdh w16sdtfl w16du wp14">
   <w:p>
     <w:pPr>
       <w:pStyle w:val="Header"/>
@@ -6736,7 +6721,6 @@
                             <w:dataBinding w:prefixMappings="xmlns:ns0='http://purl.org/dc/elements/1.1/' xmlns:ns1='http://schemas.openxmlformats.org/package/2006/metadata/core-properties' " w:xpath="/ns1:coreProperties[1]/ns0:title[1]" w:storeItemID="{6C3C8BC8-F283-45AE-878A-BAB7291924A1}"/>
                             <w:text/>
                           </w:sdtPr>
-                          <w:sdtEndPr/>
                           <w:sdtContent>
                             <w:p>
                               <w:pPr>
@@ -6788,7 +6772,7 @@
             </wp:anchor>
           </w:drawing>
         </mc:Choice>
-        <mc:Fallback>
+        <mc:Fallback xmlns:w16cei="http://schemas.microsoft.com/office/word/2026/wordml/cei">
           <w:pict>
             <v:rect w14:anchorId="607B2B35" id="Rectangle 197" o:spid="_x0000_s1033" style="position:absolute;margin-left:63.1pt;margin-top:38pt;width:323.55pt;height:21.25pt;z-index:-251657216;visibility:visible;mso-wrap-style:square;mso-width-percent:0;mso-height-percent:27;mso-wrap-distance-left:9.35pt;mso-wrap-distance-top:0;mso-wrap-distance-right:9.35pt;mso-wrap-distance-bottom:0;mso-position-horizontal:absolute;mso-position-horizontal-relative:margin;mso-position-vertical:absolute;mso-position-vertical-relative:page;mso-width-percent:0;mso-height-percent:27;mso-width-relative:margin;mso-height-relative:page;v-text-anchor:middle" o:gfxdata="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" o:allowoverlap="f" fillcolor="#4472c4 [3204]" stroked="f" strokeweight="1pt">
               <v:textbox style="mso-fit-shape-to-text:t">
@@ -6854,7 +6838,7 @@
 </file>
 
 <file path=word/numbering.xml><?xml version="1.0" encoding="utf-8"?>
-<w:numbering xmlns:wpc="http://schemas.microsoft.com/office/word/2010/wordprocessingCanvas" xmlns:cx="http://schemas.microsoft.com/office/drawing/2014/chartex" xmlns:cx1="http://schemas.microsoft.com/office/drawing/2015/9/8/chartex" xmlns:cx2="http://schemas.microsoft.com/office/drawing/2015/10/21/chartex" xmlns:cx3="http://schemas.microsoft.com/office/drawing/2016/5/9/chartex" xmlns:cx4="http://schemas.microsoft.com/office/drawing/2016/5/10/chartex" xmlns:cx5="http://schemas.microsoft.com/office/drawing/2016/5/11/chartex" xmlns:cx6="http://schemas.microsoft.com/office/drawing/2016/5/12/chartex" xmlns:cx7="http://schemas.microsoft.com/office/drawing/2016/5/13/chartex" xmlns:cx8="http://schemas.microsoft.com/office/drawing/2016/5/14/chartex" xmlns:mc="http://schemas.openxmlformats.org/markup-compatibility/2006" xmlns:aink="http://schemas.microsoft.com/office/drawing/2016/ink" xmlns:am3d="http://schemas.microsoft.com/office/drawing/2017/model3d" xmlns:o="urn:schemas-microsoft-com:office:office" xmlns:oel="http://schemas.microsoft.com/office/2019/extlst" xmlns:r="http://schemas.openxmlformats.org/officeDocument/2006/relationships" xmlns:m="http://schemas.openxmlformats.org/officeDocument/2006/math" xmlns:v="urn:schemas-microsoft-com:vml" xmlns:wp14="http://schemas.microsoft.com/office/word/2010/wordprocessingDrawing" xmlns:wp="http://schemas.openxmlformats.org/drawingml/2006/wordprocessingDrawing" xmlns:w10="urn:schemas-microsoft-com:office:word" xmlns:w="http://schemas.openxmlformats.org/wordprocessingml/2006/main" xmlns:w14="http://schemas.microsoft.com/office/word/2010/wordml" xmlns:w15="http://schemas.microsoft.com/office/word/2012/wordml" xmlns:w16cei="http://schemas.microsoft.com/office/word/2026/wordml/cei" xmlns:w16cex="http://schemas.microsoft.com/office/word/2018/wordml/cex" xmlns:w16cid="http://schemas.microsoft.com/office/word/2016/wordml/cid" xmlns:w16="http://schemas.microsoft.com/office/word/2018/wordml" xmlns:w16du="http://schemas.microsoft.com/office/word/2023/wordml/word16du" xmlns:w16sdtdh="http://schemas.microsoft.com/office/word/2020/wordml/sdtdatahash" xmlns:w16sdtfl="http://schemas.microsoft.com/office/word/2024/wordml/sdtformatlock" xmlns:w16se="http://schemas.microsoft.com/office/word/2015/wordml/symex" xmlns:wpg="http://schemas.microsoft.com/office/word/2010/wordprocessingGroup" xmlns:wpi="http://schemas.microsoft.com/office/word/2010/wordprocessingInk" xmlns:wne="http://schemas.microsoft.com/office/word/2006/wordml" xmlns:wps="http://schemas.microsoft.com/office/word/2010/wordprocessingShape" mc:Ignorable="w14 w15 w16se w16cid w16 w16cex w16sdtdh w16sdtfl w16du wp14">
+<w:numbering xmlns:wpc="http://schemas.microsoft.com/office/word/2010/wordprocessingCanvas" xmlns:cx="http://schemas.microsoft.com/office/drawing/2014/chartex" xmlns:cx1="http://schemas.microsoft.com/office/drawing/2015/9/8/chartex" xmlns:cx2="http://schemas.microsoft.com/office/drawing/2015/10/21/chartex" xmlns:cx3="http://schemas.microsoft.com/office/drawing/2016/5/9/chartex" xmlns:cx4="http://schemas.microsoft.com/office/drawing/2016/5/10/chartex" xmlns:cx5="http://schemas.microsoft.com/office/drawing/2016/5/11/chartex" xmlns:cx6="http://schemas.microsoft.com/office/drawing/2016/5/12/chartex" xmlns:cx7="http://schemas.microsoft.com/office/drawing/2016/5/13/chartex" xmlns:cx8="http://schemas.microsoft.com/office/drawing/2016/5/14/chartex" xmlns:mc="http://schemas.openxmlformats.org/markup-compatibility/2006" xmlns:aink="http://schemas.microsoft.com/office/drawing/2016/ink" xmlns:am3d="http://schemas.microsoft.com/office/drawing/2017/model3d" xmlns:o="urn:schemas-microsoft-com:office:office" xmlns:oel="http://schemas.microsoft.com/office/2019/extlst" xmlns:r="http://schemas.openxmlformats.org/officeDocument/2006/relationships" xmlns:m="http://schemas.openxmlformats.org/officeDocument/2006/math" xmlns:v="urn:schemas-microsoft-com:vml" xmlns:wp14="http://schemas.microsoft.com/office/word/2010/wordprocessingDrawing" xmlns:wp="http://schemas.openxmlformats.org/drawingml/2006/wordprocessingDrawing" xmlns:w10="urn:schemas-microsoft-com:office:word" xmlns:w="http://schemas.openxmlformats.org/wordprocessingml/2006/main" xmlns:w14="http://schemas.microsoft.com/office/word/2010/wordml" xmlns:w15="http://schemas.microsoft.com/office/word/2012/wordml" xmlns:w16cex="http://schemas.microsoft.com/office/word/2018/wordml/cex" xmlns:w16cid="http://schemas.microsoft.com/office/word/2016/wordml/cid" xmlns:w16="http://schemas.microsoft.com/office/word/2018/wordml" xmlns:w16du="http://schemas.microsoft.com/office/word/2023/wordml/word16du" xmlns:w16sdtdh="http://schemas.microsoft.com/office/word/2020/wordml/sdtdatahash" xmlns:w16sdtfl="http://schemas.microsoft.com/office/word/2024/wordml/sdtformatlock" xmlns:w16se="http://schemas.microsoft.com/office/word/2015/wordml/symex" xmlns:wpg="http://schemas.microsoft.com/office/word/2010/wordprocessingGroup" xmlns:wpi="http://schemas.microsoft.com/office/word/2010/wordprocessingInk" xmlns:wne="http://schemas.microsoft.com/office/word/2006/wordml" xmlns:wps="http://schemas.microsoft.com/office/word/2010/wordprocessingShape" mc:Ignorable="w14 w15 w16se w16cid w16 w16cex w16sdtdh w16sdtfl w16du wp14">
   <w:abstractNum w:abstractNumId="0" w15:restartNumberingAfterBreak="0">
     <w:nsid w:val="01DB6441"/>
     <w:multiLevelType w:val="hybridMultilevel"/>
@@ -11094,7 +11078,7 @@
 </file>
 
 <file path=word/glossary/document.xml><?xml version="1.0" encoding="utf-8"?>
-<w:glossaryDocument xmlns:wpc="http://schemas.microsoft.com/office/word/2010/wordprocessingCanvas" xmlns:cx="http://schemas.microsoft.com/office/drawing/2014/chartex" xmlns:cx1="http://schemas.microsoft.com/office/drawing/2015/9/8/chartex" xmlns:cx2="http://schemas.microsoft.com/office/drawing/2015/10/21/chartex" xmlns:cx3="http://schemas.microsoft.com/office/drawing/2016/5/9/chartex" xmlns:cx4="http://schemas.microsoft.com/office/drawing/2016/5/10/chartex" xmlns:cx5="http://schemas.microsoft.com/office/drawing/2016/5/11/chartex" xmlns:cx6="http://schemas.microsoft.com/office/drawing/2016/5/12/chartex" xmlns:cx7="http://schemas.microsoft.com/office/drawing/2016/5/13/chartex" xmlns:cx8="http://schemas.microsoft.com/office/drawing/2016/5/14/chartex" xmlns:mc="http://schemas.openxmlformats.org/markup-compatibility/2006" xmlns:aink="http://schemas.microsoft.com/office/drawing/2016/ink" xmlns:am3d="http://schemas.microsoft.com/office/drawing/2017/model3d" xmlns:o="urn:schemas-microsoft-com:office:office" xmlns:oel="http://schemas.microsoft.com/office/2019/extlst" xmlns:r="http://schemas.openxmlformats.org/officeDocument/2006/relationships" xmlns:m="http://schemas.openxmlformats.org/officeDocument/2006/math" xmlns:v="urn:schemas-microsoft-com:vml" xmlns:wp14="http://schemas.microsoft.com/office/word/2010/wordprocessingDrawing" xmlns:wp="http://schemas.openxmlformats.org/drawingml/2006/wordprocessingDrawing" xmlns:w10="urn:schemas-microsoft-com:office:word" xmlns:w="http://schemas.openxmlformats.org/wordprocessingml/2006/main" xmlns:w14="http://schemas.microsoft.com/office/word/2010/wordml" xmlns:w15="http://schemas.microsoft.com/office/word/2012/wordml" xmlns:w16cei="http://schemas.microsoft.com/office/word/2026/wordml/cei" xmlns:w16cex="http://schemas.microsoft.com/office/word/2018/wordml/cex" xmlns:w16cid="http://schemas.microsoft.com/office/word/2016/wordml/cid" xmlns:w16="http://schemas.microsoft.com/office/word/2018/wordml" xmlns:w16du="http://schemas.microsoft.com/office/word/2023/wordml/word16du" xmlns:w16sdtdh="http://schemas.microsoft.com/office/word/2020/wordml/sdtdatahash" xmlns:w16sdtfl="http://schemas.microsoft.com/office/word/2024/wordml/sdtformatlock" xmlns:w16se="http://schemas.microsoft.com/office/word/2015/wordml/symex" xmlns:wpg="http://schemas.microsoft.com/office/word/2010/wordprocessingGroup" xmlns:wpi="http://schemas.microsoft.com/office/word/2010/wordprocessingInk" xmlns:wne="http://schemas.microsoft.com/office/word/2006/wordml" xmlns:wps="http://schemas.microsoft.com/office/word/2010/wordprocessingShape" mc:Ignorable="w14 w15 w16se w16cid w16 w16cex w16sdtdh w16sdtfl w16du wp14">
+<w:glossaryDocument xmlns:wpc="http://schemas.microsoft.com/office/word/2010/wordprocessingCanvas" xmlns:cx="http://schemas.microsoft.com/office/drawing/2014/chartex" xmlns:cx1="http://schemas.microsoft.com/office/drawing/2015/9/8/chartex" xmlns:cx2="http://schemas.microsoft.com/office/drawing/2015/10/21/chartex" xmlns:cx3="http://schemas.microsoft.com/office/drawing/2016/5/9/chartex" xmlns:cx4="http://schemas.microsoft.com/office/drawing/2016/5/10/chartex" xmlns:cx5="http://schemas.microsoft.com/office/drawing/2016/5/11/chartex" xmlns:cx6="http://schemas.microsoft.com/office/drawing/2016/5/12/chartex" xmlns:cx7="http://schemas.microsoft.com/office/drawing/2016/5/13/chartex" xmlns:cx8="http://schemas.microsoft.com/office/drawing/2016/5/14/chartex" xmlns:mc="http://schemas.openxmlformats.org/markup-compatibility/2006" xmlns:aink="http://schemas.microsoft.com/office/drawing/2016/ink" xmlns:am3d="http://schemas.microsoft.com/office/drawing/2017/model3d" xmlns:o="urn:schemas-microsoft-com:office:office" xmlns:oel="http://schemas.microsoft.com/office/2019/extlst" xmlns:r="http://schemas.openxmlformats.org/officeDocument/2006/relationships" xmlns:m="http://schemas.openxmlformats.org/officeDocument/2006/math" xmlns:v="urn:schemas-microsoft-com:vml" xmlns:wp14="http://schemas.microsoft.com/office/word/2010/wordprocessingDrawing" xmlns:wp="http://schemas.openxmlformats.org/drawingml/2006/wordprocessingDrawing" xmlns:w10="urn:schemas-microsoft-com:office:word" xmlns:w="http://schemas.openxmlformats.org/wordprocessingml/2006/main" xmlns:w14="http://schemas.microsoft.com/office/word/2010/wordml" xmlns:w15="http://schemas.microsoft.com/office/word/2012/wordml" xmlns:w16cex="http://schemas.microsoft.com/office/word/2018/wordml/cex" xmlns:w16cid="http://schemas.microsoft.com/office/word/2016/wordml/cid" xmlns:w16="http://schemas.microsoft.com/office/word/2018/wordml" xmlns:w16du="http://schemas.microsoft.com/office/word/2023/wordml/word16du" xmlns:w16sdtdh="http://schemas.microsoft.com/office/word/2020/wordml/sdtdatahash" xmlns:w16sdtfl="http://schemas.microsoft.com/office/word/2024/wordml/sdtformatlock" xmlns:w16se="http://schemas.microsoft.com/office/word/2015/wordml/symex" xmlns:wpg="http://schemas.microsoft.com/office/word/2010/wordprocessingGroup" xmlns:wpi="http://schemas.microsoft.com/office/word/2010/wordprocessingInk" xmlns:wne="http://schemas.microsoft.com/office/word/2006/wordml" xmlns:wps="http://schemas.microsoft.com/office/word/2010/wordprocessingShape" mc:Ignorable="w14 w15 w16se w16cid w16 w16cex w16sdtdh w16sdtfl w16du wp14">
   <w:docParts>
     <w:docPart>
       <w:docPartPr>
@@ -11252,6 +11236,7 @@
   </w:compat>
   <w:rsids>
     <w:rsidRoot w:val="00173248"/>
+    <w:rsid w:val="000170B5"/>
     <w:rsid w:val="00023DB6"/>
     <w:rsid w:val="00032DBC"/>
     <w:rsid w:val="0005398B"/>
@@ -11293,6 +11278,7 @@
     <w:rsid w:val="00D32FA7"/>
     <w:rsid w:val="00DE032D"/>
     <w:rsid w:val="00E72D55"/>
+    <w:rsid w:val="00EF435F"/>
     <w:rsid w:val="00F460DE"/>
     <w:rsid w:val="00F56CA1"/>
     <w:rsid w:val="00F9608A"/>
